--- a/CONG TY VENUS/ThayDoiThanhVien_26_5_2026/Notes.docx
+++ b/CONG TY VENUS/ThayDoiThanhVien_26_5_2026/Notes.docx
@@ -1507,9 +1507,253 @@
       </w:r>
     </w:p>
     <w:p>
+      <w:pPr>
+        <w:pStyle w:val="NormalWeb"/>
+        <w:ind w:left="360"/>
+      </w:pPr>
+    </w:p>
+    <w:p>
+      <w:pPr>
+        <w:pStyle w:val="NormalWeb"/>
+        <w:ind w:left="360"/>
+      </w:pPr>
+    </w:p>
+    <w:p>
+      <w:pPr>
+        <w:pStyle w:val="NormalWeb"/>
+        <w:ind w:left="360"/>
+      </w:pPr>
+    </w:p>
+    <w:p>
+      <w:pPr>
+        <w:pStyle w:val="NormalWeb"/>
+        <w:ind w:left="360"/>
+      </w:pPr>
+    </w:p>
+    <w:p>
+      <w:pPr>
+        <w:pStyle w:val="NormalWeb"/>
+        <w:ind w:left="360"/>
+      </w:pPr>
+    </w:p>
+    <w:p>
+      <w:pPr>
+        <w:pStyle w:val="NormalWeb"/>
+        <w:ind w:left="360"/>
+      </w:pPr>
+    </w:p>
+    <w:p>
+      <w:pPr>
+        <w:pStyle w:val="NormalWeb"/>
+        <w:ind w:left="360"/>
+      </w:pPr>
+      <w:r>
+        <w:lastRenderedPageBreak/>
+        <w:t>Thành viên mới thay bà TRẦN THỊ THU HIỀN</w:t>
+      </w:r>
+      <w:r>
+        <w:br/>
+      </w:r>
+      <w:r>
+        <w:rPr>
+          <w:b/>
+          <w:bCs/>
+        </w:rPr>
+        <w:t>Họ và tên:</w:t>
+      </w:r>
+      <w:r>
+        <w:t xml:space="preserve"> </w:t>
+      </w:r>
       <w:bookmarkStart w:id="0" w:name="_GoBack"/>
+      <w:r>
+        <w:t>PHẠM CÔNG SANG</w:t>
+      </w:r>
       <w:bookmarkEnd w:id="0"/>
     </w:p>
+    <w:p>
+      <w:pPr>
+        <w:pStyle w:val="NormalWeb"/>
+        <w:numPr>
+          <w:ilvl w:val="0"/>
+          <w:numId w:val="3"/>
+        </w:numPr>
+      </w:pPr>
+      <w:r>
+        <w:rPr>
+          <w:b/>
+          <w:bCs/>
+        </w:rPr>
+        <w:t>Mức độ định danh:</w:t>
+      </w:r>
+      <w:r>
+        <w:t xml:space="preserve"> Định danh mức 2</w:t>
+      </w:r>
+    </w:p>
+    <w:p>
+      <w:pPr>
+        <w:pStyle w:val="NormalWeb"/>
+        <w:numPr>
+          <w:ilvl w:val="0"/>
+          <w:numId w:val="3"/>
+        </w:numPr>
+      </w:pPr>
+      <w:r>
+        <w:rPr>
+          <w:b/>
+          <w:bCs/>
+        </w:rPr>
+        <w:t>Số định danh cá nhân:</w:t>
+      </w:r>
+      <w:r>
+        <w:t xml:space="preserve"> 080094013275</w:t>
+      </w:r>
+    </w:p>
+    <w:p>
+      <w:pPr>
+        <w:pStyle w:val="NormalWeb"/>
+        <w:numPr>
+          <w:ilvl w:val="0"/>
+          <w:numId w:val="3"/>
+        </w:numPr>
+      </w:pPr>
+      <w:r>
+        <w:rPr>
+          <w:b/>
+          <w:bCs/>
+        </w:rPr>
+        <w:t>Giới tính:</w:t>
+      </w:r>
+      <w:r>
+        <w:t xml:space="preserve"> Nam</w:t>
+      </w:r>
+    </w:p>
+    <w:p>
+      <w:pPr>
+        <w:pStyle w:val="NormalWeb"/>
+        <w:numPr>
+          <w:ilvl w:val="0"/>
+          <w:numId w:val="3"/>
+        </w:numPr>
+      </w:pPr>
+      <w:r>
+        <w:rPr>
+          <w:b/>
+          <w:bCs/>
+        </w:rPr>
+        <w:t>Ngày sinh:</w:t>
+      </w:r>
+      <w:r>
+        <w:t xml:space="preserve"> 20</w:t>
+      </w:r>
+      <w:r>
+        <w:t>/</w:t>
+      </w:r>
+      <w:r>
+        <w:t>10</w:t>
+      </w:r>
+      <w:r>
+        <w:t>/</w:t>
+      </w:r>
+      <w:r>
+        <w:t>1994</w:t>
+      </w:r>
+    </w:p>
+    <w:p>
+      <w:pPr>
+        <w:pStyle w:val="Heading3"/>
+      </w:pPr>
+      <w:r>
+        <w:t>Thông tin liên lạc và cư trú</w:t>
+      </w:r>
+    </w:p>
+    <w:p>
+      <w:pPr>
+        <w:pStyle w:val="NormalWeb"/>
+        <w:numPr>
+          <w:ilvl w:val="0"/>
+          <w:numId w:val="4"/>
+        </w:numPr>
+      </w:pPr>
+      <w:r>
+        <w:rPr>
+          <w:b/>
+          <w:bCs/>
+        </w:rPr>
+        <w:t>Số điện thoại:</w:t>
+      </w:r>
+      <w:r>
+        <w:t xml:space="preserve"> 0962952873</w:t>
+      </w:r>
+    </w:p>
+    <w:p>
+      <w:pPr>
+        <w:pStyle w:val="NormalWeb"/>
+        <w:numPr>
+          <w:ilvl w:val="0"/>
+          <w:numId w:val="4"/>
+        </w:numPr>
+      </w:pPr>
+      <w:r>
+        <w:rPr>
+          <w:b/>
+          <w:bCs/>
+        </w:rPr>
+        <w:t>Nơi thường trú:</w:t>
+      </w:r>
+      <w:r>
+        <w:t xml:space="preserve"> Số Nhà 224, Ấp Mỹ Đạo, Xã Nhựt Tảo, Tỉnh Tây Ninh</w:t>
+      </w:r>
+    </w:p>
+    <w:p>
+      <w:pPr>
+        <w:pStyle w:val="NormalWeb"/>
+        <w:ind w:left="720"/>
+      </w:pPr>
+      <w:r>
+        <w:rPr>
+          <w:b/>
+          <w:bCs/>
+        </w:rPr>
+        <w:t>Nội dung thay đổi:</w:t>
+      </w:r>
+    </w:p>
+    <w:p>
+      <w:pPr>
+        <w:pStyle w:val="NormalWeb"/>
+        <w:ind w:left="720"/>
+      </w:pPr>
+      <w:r>
+        <w:t>Bà Hiền chuyển nhượng toàn bộ phần góp vốn sang cho ông Sang, Ông Sang làm Chủ tịch HĐTV</w:t>
+      </w:r>
+    </w:p>
+    <w:p>
+      <w:pPr>
+        <w:pStyle w:val="NormalWeb"/>
+        <w:ind w:left="720"/>
+      </w:pPr>
+      <w:r>
+        <w:t xml:space="preserve">Ông </w:t>
+      </w:r>
+      <w:r>
+        <w:t>YEOH ZHONG XIANG</w:t>
+      </w:r>
+      <w:r>
+        <w:t xml:space="preserve"> được bổ nhiệm làm đại diện pháp luật chức danh Giám đốc</w:t>
+      </w:r>
+    </w:p>
+    <w:p>
+      <w:pPr>
+        <w:pStyle w:val="NormalWeb"/>
+        <w:ind w:left="720"/>
+      </w:pPr>
+      <w:r>
+        <w:t xml:space="preserve">Thay đổi số điện thoại trong thông tin địa chỉ trụ sở: </w:t>
+      </w:r>
+      <w:r>
+        <w:t>0962952873</w:t>
+      </w:r>
+    </w:p>
+    <w:p/>
     <w:sectPr>
       <w:pgSz w:w="12240" w:h="15840"/>
       <w:pgMar w:top="1440" w:right="1440" w:bottom="1440" w:left="1440" w:header="708" w:footer="708" w:gutter="0"/>
@@ -1523,6 +1767,304 @@
 <file path=word/numbering.xml><?xml version="1.0" encoding="utf-8"?>
 <w:numbering xmlns:wpc="http://schemas.microsoft.com/office/word/2010/wordprocessingCanvas" xmlns:cx="http://schemas.microsoft.com/office/drawing/2014/chartex" xmlns:cx1="http://schemas.microsoft.com/office/drawing/2015/9/8/chartex" xmlns:mc="http://schemas.openxmlformats.org/markup-compatibility/2006" xmlns:o="urn:schemas-microsoft-com:office:office" xmlns:r="http://schemas.openxmlformats.org/officeDocument/2006/relationships" xmlns:m="http://schemas.openxmlformats.org/officeDocument/2006/math" xmlns:v="urn:schemas-microsoft-com:vml" xmlns:wp14="http://schemas.microsoft.com/office/word/2010/wordprocessingDrawing" xmlns:wp="http://schemas.openxmlformats.org/drawingml/2006/wordprocessingDrawing" xmlns:w10="urn:schemas-microsoft-com:office:word" xmlns:w="http://schemas.openxmlformats.org/wordprocessingml/2006/main" xmlns:w14="http://schemas.microsoft.com/office/word/2010/wordml" xmlns:w15="http://schemas.microsoft.com/office/word/2012/wordml" xmlns:w16se="http://schemas.microsoft.com/office/word/2015/wordml/symex" xmlns:wpg="http://schemas.microsoft.com/office/word/2010/wordprocessingGroup" xmlns:wpi="http://schemas.microsoft.com/office/word/2010/wordprocessingInk" xmlns:wne="http://schemas.microsoft.com/office/word/2006/wordml" xmlns:wps="http://schemas.microsoft.com/office/word/2010/wordprocessingShape" mc:Ignorable="w14 w15 w16se wp14">
   <w:abstractNum w:abstractNumId="0" w15:restartNumberingAfterBreak="0">
+    <w:nsid w:val="3BB012F1"/>
+    <w:multiLevelType w:val="multilevel"/>
+    <w:tmpl w:val="C53C0EBC"/>
+    <w:lvl w:ilvl="0">
+      <w:start w:val="1"/>
+      <w:numFmt w:val="bullet"/>
+      <w:lvlText w:val=""/>
+      <w:lvlJc w:val="left"/>
+      <w:pPr>
+        <w:tabs>
+          <w:tab w:val="num" w:pos="720"/>
+        </w:tabs>
+        <w:ind w:left="720" w:hanging="360"/>
+      </w:pPr>
+      <w:rPr>
+        <w:rFonts w:ascii="Symbol" w:hAnsi="Symbol" w:hint="default"/>
+        <w:sz w:val="20"/>
+      </w:rPr>
+    </w:lvl>
+    <w:lvl w:ilvl="1" w:tentative="1">
+      <w:start w:val="1"/>
+      <w:numFmt w:val="bullet"/>
+      <w:lvlText w:val="o"/>
+      <w:lvlJc w:val="left"/>
+      <w:pPr>
+        <w:tabs>
+          <w:tab w:val="num" w:pos="1440"/>
+        </w:tabs>
+        <w:ind w:left="1440" w:hanging="360"/>
+      </w:pPr>
+      <w:rPr>
+        <w:rFonts w:ascii="Courier New" w:hAnsi="Courier New" w:hint="default"/>
+        <w:sz w:val="20"/>
+      </w:rPr>
+    </w:lvl>
+    <w:lvl w:ilvl="2" w:tentative="1">
+      <w:start w:val="1"/>
+      <w:numFmt w:val="bullet"/>
+      <w:lvlText w:val=""/>
+      <w:lvlJc w:val="left"/>
+      <w:pPr>
+        <w:tabs>
+          <w:tab w:val="num" w:pos="2160"/>
+        </w:tabs>
+        <w:ind w:left="2160" w:hanging="360"/>
+      </w:pPr>
+      <w:rPr>
+        <w:rFonts w:ascii="Wingdings" w:hAnsi="Wingdings" w:hint="default"/>
+        <w:sz w:val="20"/>
+      </w:rPr>
+    </w:lvl>
+    <w:lvl w:ilvl="3" w:tentative="1">
+      <w:start w:val="1"/>
+      <w:numFmt w:val="bullet"/>
+      <w:lvlText w:val=""/>
+      <w:lvlJc w:val="left"/>
+      <w:pPr>
+        <w:tabs>
+          <w:tab w:val="num" w:pos="2880"/>
+        </w:tabs>
+        <w:ind w:left="2880" w:hanging="360"/>
+      </w:pPr>
+      <w:rPr>
+        <w:rFonts w:ascii="Wingdings" w:hAnsi="Wingdings" w:hint="default"/>
+        <w:sz w:val="20"/>
+      </w:rPr>
+    </w:lvl>
+    <w:lvl w:ilvl="4" w:tentative="1">
+      <w:start w:val="1"/>
+      <w:numFmt w:val="bullet"/>
+      <w:lvlText w:val=""/>
+      <w:lvlJc w:val="left"/>
+      <w:pPr>
+        <w:tabs>
+          <w:tab w:val="num" w:pos="3600"/>
+        </w:tabs>
+        <w:ind w:left="3600" w:hanging="360"/>
+      </w:pPr>
+      <w:rPr>
+        <w:rFonts w:ascii="Wingdings" w:hAnsi="Wingdings" w:hint="default"/>
+        <w:sz w:val="20"/>
+      </w:rPr>
+    </w:lvl>
+    <w:lvl w:ilvl="5" w:tentative="1">
+      <w:start w:val="1"/>
+      <w:numFmt w:val="bullet"/>
+      <w:lvlText w:val=""/>
+      <w:lvlJc w:val="left"/>
+      <w:pPr>
+        <w:tabs>
+          <w:tab w:val="num" w:pos="4320"/>
+        </w:tabs>
+        <w:ind w:left="4320" w:hanging="360"/>
+      </w:pPr>
+      <w:rPr>
+        <w:rFonts w:ascii="Wingdings" w:hAnsi="Wingdings" w:hint="default"/>
+        <w:sz w:val="20"/>
+      </w:rPr>
+    </w:lvl>
+    <w:lvl w:ilvl="6" w:tentative="1">
+      <w:start w:val="1"/>
+      <w:numFmt w:val="bullet"/>
+      <w:lvlText w:val=""/>
+      <w:lvlJc w:val="left"/>
+      <w:pPr>
+        <w:tabs>
+          <w:tab w:val="num" w:pos="5040"/>
+        </w:tabs>
+        <w:ind w:left="5040" w:hanging="360"/>
+      </w:pPr>
+      <w:rPr>
+        <w:rFonts w:ascii="Wingdings" w:hAnsi="Wingdings" w:hint="default"/>
+        <w:sz w:val="20"/>
+      </w:rPr>
+    </w:lvl>
+    <w:lvl w:ilvl="7" w:tentative="1">
+      <w:start w:val="1"/>
+      <w:numFmt w:val="bullet"/>
+      <w:lvlText w:val=""/>
+      <w:lvlJc w:val="left"/>
+      <w:pPr>
+        <w:tabs>
+          <w:tab w:val="num" w:pos="5760"/>
+        </w:tabs>
+        <w:ind w:left="5760" w:hanging="360"/>
+      </w:pPr>
+      <w:rPr>
+        <w:rFonts w:ascii="Wingdings" w:hAnsi="Wingdings" w:hint="default"/>
+        <w:sz w:val="20"/>
+      </w:rPr>
+    </w:lvl>
+    <w:lvl w:ilvl="8" w:tentative="1">
+      <w:start w:val="1"/>
+      <w:numFmt w:val="bullet"/>
+      <w:lvlText w:val=""/>
+      <w:lvlJc w:val="left"/>
+      <w:pPr>
+        <w:tabs>
+          <w:tab w:val="num" w:pos="6480"/>
+        </w:tabs>
+        <w:ind w:left="6480" w:hanging="360"/>
+      </w:pPr>
+      <w:rPr>
+        <w:rFonts w:ascii="Wingdings" w:hAnsi="Wingdings" w:hint="default"/>
+        <w:sz w:val="20"/>
+      </w:rPr>
+    </w:lvl>
+  </w:abstractNum>
+  <w:abstractNum w:abstractNumId="1" w15:restartNumberingAfterBreak="0">
+    <w:nsid w:val="606A1634"/>
+    <w:multiLevelType w:val="multilevel"/>
+    <w:tmpl w:val="E3A23D40"/>
+    <w:lvl w:ilvl="0">
+      <w:start w:val="1"/>
+      <w:numFmt w:val="bullet"/>
+      <w:lvlText w:val=""/>
+      <w:lvlJc w:val="left"/>
+      <w:pPr>
+        <w:tabs>
+          <w:tab w:val="num" w:pos="720"/>
+        </w:tabs>
+        <w:ind w:left="720" w:hanging="360"/>
+      </w:pPr>
+      <w:rPr>
+        <w:rFonts w:ascii="Symbol" w:hAnsi="Symbol" w:hint="default"/>
+        <w:sz w:val="20"/>
+      </w:rPr>
+    </w:lvl>
+    <w:lvl w:ilvl="1" w:tentative="1">
+      <w:start w:val="1"/>
+      <w:numFmt w:val="bullet"/>
+      <w:lvlText w:val="o"/>
+      <w:lvlJc w:val="left"/>
+      <w:pPr>
+        <w:tabs>
+          <w:tab w:val="num" w:pos="1440"/>
+        </w:tabs>
+        <w:ind w:left="1440" w:hanging="360"/>
+      </w:pPr>
+      <w:rPr>
+        <w:rFonts w:ascii="Courier New" w:hAnsi="Courier New" w:hint="default"/>
+        <w:sz w:val="20"/>
+      </w:rPr>
+    </w:lvl>
+    <w:lvl w:ilvl="2" w:tentative="1">
+      <w:start w:val="1"/>
+      <w:numFmt w:val="bullet"/>
+      <w:lvlText w:val=""/>
+      <w:lvlJc w:val="left"/>
+      <w:pPr>
+        <w:tabs>
+          <w:tab w:val="num" w:pos="2160"/>
+        </w:tabs>
+        <w:ind w:left="2160" w:hanging="360"/>
+      </w:pPr>
+      <w:rPr>
+        <w:rFonts w:ascii="Wingdings" w:hAnsi="Wingdings" w:hint="default"/>
+        <w:sz w:val="20"/>
+      </w:rPr>
+    </w:lvl>
+    <w:lvl w:ilvl="3" w:tentative="1">
+      <w:start w:val="1"/>
+      <w:numFmt w:val="bullet"/>
+      <w:lvlText w:val=""/>
+      <w:lvlJc w:val="left"/>
+      <w:pPr>
+        <w:tabs>
+          <w:tab w:val="num" w:pos="2880"/>
+        </w:tabs>
+        <w:ind w:left="2880" w:hanging="360"/>
+      </w:pPr>
+      <w:rPr>
+        <w:rFonts w:ascii="Wingdings" w:hAnsi="Wingdings" w:hint="default"/>
+        <w:sz w:val="20"/>
+      </w:rPr>
+    </w:lvl>
+    <w:lvl w:ilvl="4" w:tentative="1">
+      <w:start w:val="1"/>
+      <w:numFmt w:val="bullet"/>
+      <w:lvlText w:val=""/>
+      <w:lvlJc w:val="left"/>
+      <w:pPr>
+        <w:tabs>
+          <w:tab w:val="num" w:pos="3600"/>
+        </w:tabs>
+        <w:ind w:left="3600" w:hanging="360"/>
+      </w:pPr>
+      <w:rPr>
+        <w:rFonts w:ascii="Wingdings" w:hAnsi="Wingdings" w:hint="default"/>
+        <w:sz w:val="20"/>
+      </w:rPr>
+    </w:lvl>
+    <w:lvl w:ilvl="5" w:tentative="1">
+      <w:start w:val="1"/>
+      <w:numFmt w:val="bullet"/>
+      <w:lvlText w:val=""/>
+      <w:lvlJc w:val="left"/>
+      <w:pPr>
+        <w:tabs>
+          <w:tab w:val="num" w:pos="4320"/>
+        </w:tabs>
+        <w:ind w:left="4320" w:hanging="360"/>
+      </w:pPr>
+      <w:rPr>
+        <w:rFonts w:ascii="Wingdings" w:hAnsi="Wingdings" w:hint="default"/>
+        <w:sz w:val="20"/>
+      </w:rPr>
+    </w:lvl>
+    <w:lvl w:ilvl="6" w:tentative="1">
+      <w:start w:val="1"/>
+      <w:numFmt w:val="bullet"/>
+      <w:lvlText w:val=""/>
+      <w:lvlJc w:val="left"/>
+      <w:pPr>
+        <w:tabs>
+          <w:tab w:val="num" w:pos="5040"/>
+        </w:tabs>
+        <w:ind w:left="5040" w:hanging="360"/>
+      </w:pPr>
+      <w:rPr>
+        <w:rFonts w:ascii="Wingdings" w:hAnsi="Wingdings" w:hint="default"/>
+        <w:sz w:val="20"/>
+      </w:rPr>
+    </w:lvl>
+    <w:lvl w:ilvl="7" w:tentative="1">
+      <w:start w:val="1"/>
+      <w:numFmt w:val="bullet"/>
+      <w:lvlText w:val=""/>
+      <w:lvlJc w:val="left"/>
+      <w:pPr>
+        <w:tabs>
+          <w:tab w:val="num" w:pos="5760"/>
+        </w:tabs>
+        <w:ind w:left="5760" w:hanging="360"/>
+      </w:pPr>
+      <w:rPr>
+        <w:rFonts w:ascii="Wingdings" w:hAnsi="Wingdings" w:hint="default"/>
+        <w:sz w:val="20"/>
+      </w:rPr>
+    </w:lvl>
+    <w:lvl w:ilvl="8" w:tentative="1">
+      <w:start w:val="1"/>
+      <w:numFmt w:val="bullet"/>
+      <w:lvlText w:val=""/>
+      <w:lvlJc w:val="left"/>
+      <w:pPr>
+        <w:tabs>
+          <w:tab w:val="num" w:pos="6480"/>
+        </w:tabs>
+        <w:ind w:left="6480" w:hanging="360"/>
+      </w:pPr>
+      <w:rPr>
+        <w:rFonts w:ascii="Wingdings" w:hAnsi="Wingdings" w:hint="default"/>
+        <w:sz w:val="20"/>
+      </w:rPr>
+    </w:lvl>
+  </w:abstractNum>
+  <w:abstractNum w:abstractNumId="2" w15:restartNumberingAfterBreak="0">
     <w:nsid w:val="7703754F"/>
     <w:multiLevelType w:val="multilevel"/>
     <w:tmpl w:val="3078CF8A"/>
@@ -1671,7 +2213,7 @@
       </w:rPr>
     </w:lvl>
   </w:abstractNum>
-  <w:abstractNum w:abstractNumId="1" w15:restartNumberingAfterBreak="0">
+  <w:abstractNum w:abstractNumId="3" w15:restartNumberingAfterBreak="0">
     <w:nsid w:val="7E6B1AF1"/>
     <w:multiLevelType w:val="multilevel"/>
     <w:tmpl w:val="6B44AD7C"/>
@@ -1821,10 +2363,16 @@
     </w:lvl>
   </w:abstractNum>
   <w:num w:numId="1">
-    <w:abstractNumId w:val="1"/>
+    <w:abstractNumId w:val="3"/>
   </w:num>
   <w:num w:numId="2">
+    <w:abstractNumId w:val="2"/>
+  </w:num>
+  <w:num w:numId="3">
     <w:abstractNumId w:val="0"/>
+  </w:num>
+  <w:num w:numId="4">
+    <w:abstractNumId w:val="1"/>
   </w:num>
 </w:numbering>
 </file>
@@ -2242,6 +2790,29 @@
       <w:szCs w:val="36"/>
     </w:rPr>
   </w:style>
+  <w:style w:type="paragraph" w:styleId="Heading3">
+    <w:name w:val="heading 3"/>
+    <w:basedOn w:val="Normal"/>
+    <w:next w:val="Normal"/>
+    <w:link w:val="Heading3Char"/>
+    <w:uiPriority w:val="9"/>
+    <w:semiHidden/>
+    <w:unhideWhenUsed/>
+    <w:qFormat/>
+    <w:rsid w:val="00AC2F1B"/>
+    <w:pPr>
+      <w:keepNext/>
+      <w:keepLines/>
+      <w:spacing w:before="40" w:after="0"/>
+      <w:outlineLvl w:val="2"/>
+    </w:pPr>
+    <w:rPr>
+      <w:rFonts w:asciiTheme="majorHAnsi" w:eastAsiaTheme="majorEastAsia" w:hAnsiTheme="majorHAnsi" w:cstheme="majorBidi"/>
+      <w:color w:val="1F4D78" w:themeColor="accent1" w:themeShade="7F"/>
+      <w:sz w:val="24"/>
+      <w:szCs w:val="24"/>
+    </w:rPr>
+  </w:style>
   <w:style w:type="character" w:default="1" w:styleId="DefaultParagraphFont">
     <w:name w:val="Default Paragraph Font"/>
     <w:uiPriority w:val="1"/>
@@ -2414,6 +2985,20 @@
     <w:name w:val="citation-107"/>
     <w:basedOn w:val="DefaultParagraphFont"/>
     <w:rsid w:val="00491996"/>
+  </w:style>
+  <w:style w:type="character" w:customStyle="1" w:styleId="Heading3Char">
+    <w:name w:val="Heading 3 Char"/>
+    <w:basedOn w:val="DefaultParagraphFont"/>
+    <w:link w:val="Heading3"/>
+    <w:uiPriority w:val="9"/>
+    <w:semiHidden/>
+    <w:rsid w:val="00AC2F1B"/>
+    <w:rPr>
+      <w:rFonts w:asciiTheme="majorHAnsi" w:eastAsiaTheme="majorEastAsia" w:hAnsiTheme="majorHAnsi" w:cstheme="majorBidi"/>
+      <w:color w:val="1F4D78" w:themeColor="accent1" w:themeShade="7F"/>
+      <w:sz w:val="24"/>
+      <w:szCs w:val="24"/>
+    </w:rPr>
   </w:style>
 </w:styles>
 </file>

--- a/CONG TY VENUS/ThayDoiThanhVien_26_5_2026/Notes.docx
+++ b/CONG TY VENUS/ThayDoiThanhVien_26_5_2026/Notes.docx
@@ -383,24 +383,59 @@
     </w:p>
     <w:p>
       <w:pPr>
-        <w:spacing w:before="100" w:beforeAutospacing="1" w:after="100" w:afterAutospacing="1" w:line="240" w:lineRule="auto"/>
-        <w:outlineLvl w:val="1"/>
-        <w:rPr>
-          <w:rFonts w:ascii="Times New Roman" w:eastAsia="Times New Roman" w:hAnsi="Times New Roman" w:cs="Times New Roman"/>
-          <w:b/>
-          <w:bCs/>
-          <w:sz w:val="36"/>
-          <w:szCs w:val="36"/>
-        </w:rPr>
-      </w:pPr>
-      <w:r>
-        <w:rPr>
-          <w:rFonts w:ascii="Times New Roman" w:eastAsia="Times New Roman" w:hAnsi="Times New Roman" w:cs="Times New Roman"/>
-          <w:b/>
-          <w:bCs/>
-          <w:sz w:val="36"/>
-          <w:szCs w:val="36"/>
-        </w:rPr>
+        <w:pStyle w:val="Heading2"/>
+      </w:pPr>
+    </w:p>
+    <w:p>
+      <w:pPr>
+        <w:pStyle w:val="Heading2"/>
+      </w:pPr>
+    </w:p>
+    <w:p>
+      <w:pPr>
+        <w:pStyle w:val="Heading2"/>
+      </w:pPr>
+    </w:p>
+    <w:p>
+      <w:pPr>
+        <w:pStyle w:val="Heading2"/>
+      </w:pPr>
+    </w:p>
+    <w:p>
+      <w:pPr>
+        <w:pStyle w:val="Heading2"/>
+      </w:pPr>
+    </w:p>
+    <w:p>
+      <w:pPr>
+        <w:pStyle w:val="Heading2"/>
+      </w:pPr>
+    </w:p>
+    <w:p>
+      <w:pPr>
+        <w:pStyle w:val="Heading2"/>
+      </w:pPr>
+    </w:p>
+    <w:p>
+      <w:pPr>
+        <w:pStyle w:val="Heading2"/>
+      </w:pPr>
+    </w:p>
+    <w:p>
+      <w:pPr>
+        <w:pStyle w:val="Heading2"/>
+      </w:pPr>
+    </w:p>
+    <w:p>
+      <w:pPr>
+        <w:pStyle w:val="Heading2"/>
+      </w:pPr>
+    </w:p>
+    <w:p>
+      <w:pPr>
+        <w:pStyle w:val="Heading2"/>
+      </w:pPr>
+      <w:r>
         <w:t>DANH SÁCH THÀNH VIÊN GÓP VỐN</w:t>
       </w:r>
     </w:p>
@@ -465,6 +500,7 @@
                 <w:sz w:val="24"/>
                 <w:szCs w:val="24"/>
               </w:rPr>
+              <w:lastRenderedPageBreak/>
               <w:t>STT</w:t>
             </w:r>
           </w:p>
@@ -1046,18 +1082,7 @@
                 <w:sz w:val="24"/>
                 <w:szCs w:val="24"/>
               </w:rPr>
-              <w:t>YEOH ZHON</w:t>
-            </w:r>
-            <w:r>
-              <w:rPr>
-                <w:rFonts w:ascii="Times New Roman" w:eastAsia="Times New Roman" w:hAnsi="Times New Roman" w:cs="Times New Roman"/>
-                <w:b/>
-                <w:bCs/>
-                <w:sz w:val="24"/>
-                <w:szCs w:val="24"/>
-              </w:rPr>
-              <w:lastRenderedPageBreak/>
-              <w:t>G XIANG</w:t>
+              <w:t>YEOH ZHONG XIANG</w:t>
             </w:r>
           </w:p>
         </w:tc>
@@ -1094,7 +1119,6 @@
                 <w:sz w:val="24"/>
                 <w:szCs w:val="24"/>
               </w:rPr>
-              <w:lastRenderedPageBreak/>
               <w:t>Malaysia</w:t>
             </w:r>
           </w:p>
@@ -1132,16 +1156,7 @@
                 <w:sz w:val="24"/>
                 <w:szCs w:val="24"/>
               </w:rPr>
-              <w:t>Căn Hộ B1-03-</w:t>
-            </w:r>
-            <w:r>
-              <w:rPr>
-                <w:rFonts w:ascii="Times New Roman" w:eastAsia="Times New Roman" w:hAnsi="Times New Roman" w:cs="Times New Roman"/>
-                <w:sz w:val="24"/>
-                <w:szCs w:val="24"/>
-              </w:rPr>
-              <w:lastRenderedPageBreak/>
-              <w:t xml:space="preserve">08, Chung cư The Habitat, khu phố Bình Đáng, Phường Bình Hòa, TP. Hồ Chí Minh </w:t>
+              <w:t xml:space="preserve">Căn Hộ B1-03-08, Chung cư The Habitat, khu phố Bình Đáng, Phường Bình Hòa, TP. Hồ Chí Minh </w:t>
             </w:r>
           </w:p>
         </w:tc>
@@ -1178,7 +1193,6 @@
                 <w:sz w:val="24"/>
                 <w:szCs w:val="24"/>
               </w:rPr>
-              <w:lastRenderedPageBreak/>
               <w:t>3.430.000.000</w:t>
             </w:r>
           </w:p>
@@ -1271,6 +1285,19 @@
           <w:szCs w:val="36"/>
         </w:rPr>
       </w:pPr>
+    </w:p>
+    <w:p>
+      <w:pPr>
+        <w:spacing w:before="100" w:beforeAutospacing="1" w:after="100" w:afterAutospacing="1" w:line="240" w:lineRule="auto"/>
+        <w:outlineLvl w:val="1"/>
+        <w:rPr>
+          <w:rFonts w:ascii="Times New Roman" w:eastAsia="Times New Roman" w:hAnsi="Times New Roman" w:cs="Times New Roman"/>
+          <w:b/>
+          <w:bCs/>
+          <w:sz w:val="36"/>
+          <w:szCs w:val="36"/>
+        </w:rPr>
+      </w:pPr>
       <w:r>
         <w:rPr>
           <w:rFonts w:ascii="Times New Roman" w:eastAsia="Times New Roman" w:hAnsi="Times New Roman" w:cs="Times New Roman"/>
@@ -1303,6 +1330,7 @@
           <w:sz w:val="24"/>
           <w:szCs w:val="24"/>
         </w:rPr>
+        <w:lastRenderedPageBreak/>
         <w:t>Họ và tên:</w:t>
       </w:r>
       <w:r>
@@ -1548,9 +1576,16 @@
         <w:ind w:left="360"/>
       </w:pPr>
       <w:r>
-        <w:lastRenderedPageBreak/>
-        <w:t>Thành viên mới thay bà TRẦN THỊ THU HIỀN</w:t>
-      </w:r>
+        <w:t>Ông Sang là thành viên mới mua lại toàn bộ vốn góp của bà Hiền</w:t>
+      </w:r>
+    </w:p>
+    <w:p>
+      <w:pPr>
+        <w:pStyle w:val="NormalWeb"/>
+        <w:ind w:left="360"/>
+      </w:pPr>
+      <w:bookmarkStart w:id="0" w:name="_GoBack"/>
+      <w:bookmarkEnd w:id="0"/>
       <w:r>
         <w:br/>
       </w:r>
@@ -1562,13 +1597,8 @@
         <w:t>Họ và tên:</w:t>
       </w:r>
       <w:r>
-        <w:t xml:space="preserve"> </w:t>
-      </w:r>
-      <w:bookmarkStart w:id="0" w:name="_GoBack"/>
-      <w:r>
-        <w:t>PHẠM CÔNG SANG</w:t>
-      </w:r>
-      <w:bookmarkEnd w:id="0"/>
+        <w:t xml:space="preserve"> PHẠM CÔNG SANG</w:t>
+      </w:r>
     </w:p>
     <w:p>
       <w:pPr>
@@ -1583,10 +1613,10 @@
           <w:b/>
           <w:bCs/>
         </w:rPr>
-        <w:t>Mức độ định danh:</w:t>
-      </w:r>
-      <w:r>
-        <w:t xml:space="preserve"> Định danh mức 2</w:t>
+        <w:t>Số định danh cá nhân:</w:t>
+      </w:r>
+      <w:r>
+        <w:t xml:space="preserve"> 080094013275</w:t>
       </w:r>
     </w:p>
     <w:p>
@@ -1602,10 +1632,10 @@
           <w:b/>
           <w:bCs/>
         </w:rPr>
-        <w:t>Số định danh cá nhân:</w:t>
-      </w:r>
-      <w:r>
-        <w:t xml:space="preserve"> 080094013275</w:t>
+        <w:t>Giới tính:</w:t>
+      </w:r>
+      <w:r>
+        <w:t xml:space="preserve"> Nam</w:t>
       </w:r>
     </w:p>
     <w:p>
@@ -1621,25 +1651,6 @@
           <w:b/>
           <w:bCs/>
         </w:rPr>
-        <w:t>Giới tính:</w:t>
-      </w:r>
-      <w:r>
-        <w:t xml:space="preserve"> Nam</w:t>
-      </w:r>
-    </w:p>
-    <w:p>
-      <w:pPr>
-        <w:pStyle w:val="NormalWeb"/>
-        <w:numPr>
-          <w:ilvl w:val="0"/>
-          <w:numId w:val="3"/>
-        </w:numPr>
-      </w:pPr>
-      <w:r>
-        <w:rPr>
-          <w:b/>
-          <w:bCs/>
-        </w:rPr>
         <w:t>Ngày sinh:</w:t>
       </w:r>
       <w:r>
@@ -1656,14 +1667,6 @@
       </w:r>
       <w:r>
         <w:t>1994</w:t>
-      </w:r>
-    </w:p>
-    <w:p>
-      <w:pPr>
-        <w:pStyle w:val="Heading3"/>
-      </w:pPr>
-      <w:r>
-        <w:t>Thông tin liên lạc và cư trú</w:t>
       </w:r>
     </w:p>
     <w:p>
@@ -1698,7 +1701,21 @@
           <w:b/>
           <w:bCs/>
         </w:rPr>
-        <w:t>Nơi thường trú:</w:t>
+        <w:t>Nơi thường trú</w:t>
+      </w:r>
+      <w:r>
+        <w:rPr>
+          <w:b/>
+          <w:bCs/>
+        </w:rPr>
+        <w:t xml:space="preserve"> và liên lạc</w:t>
+      </w:r>
+      <w:r>
+        <w:rPr>
+          <w:b/>
+          <w:bCs/>
+        </w:rPr>
+        <w:t>:</w:t>
       </w:r>
       <w:r>
         <w:t xml:space="preserve"> Số Nhà 224, Ấp Mỹ Đạo, Xã Nhựt Tảo, Tỉnh Tây Ninh</w:t>
@@ -1720,7 +1737,10 @@
     <w:p>
       <w:pPr>
         <w:pStyle w:val="NormalWeb"/>
-        <w:ind w:left="720"/>
+        <w:numPr>
+          <w:ilvl w:val="0"/>
+          <w:numId w:val="5"/>
+        </w:numPr>
       </w:pPr>
       <w:r>
         <w:t>Bà Hiền chuyển nhượng toàn bộ phần góp vốn sang cho ông Sang, Ông Sang làm Chủ tịch HĐTV</w:t>
@@ -1729,28 +1749,40 @@
     <w:p>
       <w:pPr>
         <w:pStyle w:val="NormalWeb"/>
-        <w:ind w:left="720"/>
-      </w:pPr>
-      <w:r>
-        <w:t xml:space="preserve">Ông </w:t>
-      </w:r>
-      <w:r>
-        <w:t>YEOH ZHONG XIANG</w:t>
-      </w:r>
-      <w:r>
-        <w:t xml:space="preserve"> được bổ nhiệm làm đại diện pháp luật chức danh Giám đốc</w:t>
+        <w:numPr>
+          <w:ilvl w:val="0"/>
+          <w:numId w:val="5"/>
+        </w:numPr>
+      </w:pPr>
+      <w:r>
+        <w:t>Ông YEOH ZHONG XIANG được bổ nhiệm làm đại diện pháp luật chức danh Giám đốc</w:t>
       </w:r>
     </w:p>
     <w:p>
       <w:pPr>
         <w:pStyle w:val="NormalWeb"/>
-        <w:ind w:left="720"/>
+        <w:numPr>
+          <w:ilvl w:val="0"/>
+          <w:numId w:val="5"/>
+        </w:numPr>
       </w:pPr>
       <w:r>
         <w:t xml:space="preserve">Thay đổi số điện thoại trong thông tin địa chỉ trụ sở: </w:t>
       </w:r>
       <w:r>
         <w:t>0962952873</w:t>
+      </w:r>
+    </w:p>
+    <w:p>
+      <w:pPr>
+        <w:pStyle w:val="NormalWeb"/>
+        <w:numPr>
+          <w:ilvl w:val="0"/>
+          <w:numId w:val="5"/>
+        </w:numPr>
+      </w:pPr>
+      <w:r>
+        <w:t>Ngày trên văn bản: 26/05/2026</w:t>
       </w:r>
     </w:p>
     <w:p/>
@@ -2065,6 +2097,119 @@
     </w:lvl>
   </w:abstractNum>
   <w:abstractNum w:abstractNumId="2" w15:restartNumberingAfterBreak="0">
+    <w:nsid w:val="66826917"/>
+    <w:multiLevelType w:val="hybridMultilevel"/>
+    <w:tmpl w:val="EF0C238A"/>
+    <w:lvl w:ilvl="0" w:tplc="04090001">
+      <w:start w:val="1"/>
+      <w:numFmt w:val="bullet"/>
+      <w:lvlText w:val=""/>
+      <w:lvlJc w:val="left"/>
+      <w:pPr>
+        <w:ind w:left="1440" w:hanging="360"/>
+      </w:pPr>
+      <w:rPr>
+        <w:rFonts w:ascii="Symbol" w:hAnsi="Symbol" w:hint="default"/>
+      </w:rPr>
+    </w:lvl>
+    <w:lvl w:ilvl="1" w:tplc="04090003" w:tentative="1">
+      <w:start w:val="1"/>
+      <w:numFmt w:val="bullet"/>
+      <w:lvlText w:val="o"/>
+      <w:lvlJc w:val="left"/>
+      <w:pPr>
+        <w:ind w:left="2160" w:hanging="360"/>
+      </w:pPr>
+      <w:rPr>
+        <w:rFonts w:ascii="Courier New" w:hAnsi="Courier New" w:cs="Courier New" w:hint="default"/>
+      </w:rPr>
+    </w:lvl>
+    <w:lvl w:ilvl="2" w:tplc="04090005" w:tentative="1">
+      <w:start w:val="1"/>
+      <w:numFmt w:val="bullet"/>
+      <w:lvlText w:val=""/>
+      <w:lvlJc w:val="left"/>
+      <w:pPr>
+        <w:ind w:left="2880" w:hanging="360"/>
+      </w:pPr>
+      <w:rPr>
+        <w:rFonts w:ascii="Wingdings" w:hAnsi="Wingdings" w:hint="default"/>
+      </w:rPr>
+    </w:lvl>
+    <w:lvl w:ilvl="3" w:tplc="04090001" w:tentative="1">
+      <w:start w:val="1"/>
+      <w:numFmt w:val="bullet"/>
+      <w:lvlText w:val=""/>
+      <w:lvlJc w:val="left"/>
+      <w:pPr>
+        <w:ind w:left="3600" w:hanging="360"/>
+      </w:pPr>
+      <w:rPr>
+        <w:rFonts w:ascii="Symbol" w:hAnsi="Symbol" w:hint="default"/>
+      </w:rPr>
+    </w:lvl>
+    <w:lvl w:ilvl="4" w:tplc="04090003" w:tentative="1">
+      <w:start w:val="1"/>
+      <w:numFmt w:val="bullet"/>
+      <w:lvlText w:val="o"/>
+      <w:lvlJc w:val="left"/>
+      <w:pPr>
+        <w:ind w:left="4320" w:hanging="360"/>
+      </w:pPr>
+      <w:rPr>
+        <w:rFonts w:ascii="Courier New" w:hAnsi="Courier New" w:cs="Courier New" w:hint="default"/>
+      </w:rPr>
+    </w:lvl>
+    <w:lvl w:ilvl="5" w:tplc="04090005" w:tentative="1">
+      <w:start w:val="1"/>
+      <w:numFmt w:val="bullet"/>
+      <w:lvlText w:val=""/>
+      <w:lvlJc w:val="left"/>
+      <w:pPr>
+        <w:ind w:left="5040" w:hanging="360"/>
+      </w:pPr>
+      <w:rPr>
+        <w:rFonts w:ascii="Wingdings" w:hAnsi="Wingdings" w:hint="default"/>
+      </w:rPr>
+    </w:lvl>
+    <w:lvl w:ilvl="6" w:tplc="04090001" w:tentative="1">
+      <w:start w:val="1"/>
+      <w:numFmt w:val="bullet"/>
+      <w:lvlText w:val=""/>
+      <w:lvlJc w:val="left"/>
+      <w:pPr>
+        <w:ind w:left="5760" w:hanging="360"/>
+      </w:pPr>
+      <w:rPr>
+        <w:rFonts w:ascii="Symbol" w:hAnsi="Symbol" w:hint="default"/>
+      </w:rPr>
+    </w:lvl>
+    <w:lvl w:ilvl="7" w:tplc="04090003" w:tentative="1">
+      <w:start w:val="1"/>
+      <w:numFmt w:val="bullet"/>
+      <w:lvlText w:val="o"/>
+      <w:lvlJc w:val="left"/>
+      <w:pPr>
+        <w:ind w:left="6480" w:hanging="360"/>
+      </w:pPr>
+      <w:rPr>
+        <w:rFonts w:ascii="Courier New" w:hAnsi="Courier New" w:cs="Courier New" w:hint="default"/>
+      </w:rPr>
+    </w:lvl>
+    <w:lvl w:ilvl="8" w:tplc="04090005" w:tentative="1">
+      <w:start w:val="1"/>
+      <w:numFmt w:val="bullet"/>
+      <w:lvlText w:val=""/>
+      <w:lvlJc w:val="left"/>
+      <w:pPr>
+        <w:ind w:left="7200" w:hanging="360"/>
+      </w:pPr>
+      <w:rPr>
+        <w:rFonts w:ascii="Wingdings" w:hAnsi="Wingdings" w:hint="default"/>
+      </w:rPr>
+    </w:lvl>
+  </w:abstractNum>
+  <w:abstractNum w:abstractNumId="3" w15:restartNumberingAfterBreak="0">
     <w:nsid w:val="7703754F"/>
     <w:multiLevelType w:val="multilevel"/>
     <w:tmpl w:val="3078CF8A"/>
@@ -2213,7 +2358,7 @@
       </w:rPr>
     </w:lvl>
   </w:abstractNum>
-  <w:abstractNum w:abstractNumId="3" w15:restartNumberingAfterBreak="0">
+  <w:abstractNum w:abstractNumId="4" w15:restartNumberingAfterBreak="0">
     <w:nsid w:val="7E6B1AF1"/>
     <w:multiLevelType w:val="multilevel"/>
     <w:tmpl w:val="6B44AD7C"/>
@@ -2363,16 +2508,19 @@
     </w:lvl>
   </w:abstractNum>
   <w:num w:numId="1">
-    <w:abstractNumId w:val="3"/>
+    <w:abstractNumId w:val="4"/>
   </w:num>
   <w:num w:numId="2">
-    <w:abstractNumId w:val="2"/>
+    <w:abstractNumId w:val="3"/>
   </w:num>
   <w:num w:numId="3">
     <w:abstractNumId w:val="0"/>
   </w:num>
   <w:num w:numId="4">
     <w:abstractNumId w:val="1"/>
+  </w:num>
+  <w:num w:numId="5">
+    <w:abstractNumId w:val="2"/>
   </w:num>
 </w:numbering>
 </file>
